--- a/Documentacion/Final/Ultima Prueba.docx
+++ b/Documentacion/Final/Ultima Prueba.docx
@@ -4,7 +4,15 @@
   <w:body>
     <w:p>
       <w:r>
-        <w:t xml:space="preserve">Despliegue multicast con tres equipos, uno en cada bridge. Uno de ellos fallará y no podrá unirse hasta que los otros vayan por la mitad. </w:t>
+        <w:t xml:space="preserve">Despliegue </w:t>
+      </w:r>
+      <w:proofErr w:type="spellStart"/>
+      <w:r>
+        <w:t>multicast</w:t>
+      </w:r>
+      <w:proofErr w:type="spellEnd"/>
+      <w:r>
+        <w:t xml:space="preserve"> con tres equipos, uno en cada bridge. Uno de ellos fallará y no podrá unirse hasta que los otros vayan por la mitad. </w:t>
       </w:r>
     </w:p>
     <w:p>
@@ -21,7 +29,15 @@
         </w:numPr>
       </w:pPr>
       <w:r>
-        <w:t>Archivos de postdownload script.</w:t>
+        <w:t xml:space="preserve">Archivos de </w:t>
+      </w:r>
+      <w:proofErr w:type="spellStart"/>
+      <w:r>
+        <w:t>postdownload</w:t>
+      </w:r>
+      <w:proofErr w:type="spellEnd"/>
+      <w:r>
+        <w:t xml:space="preserve"> script.</w:t>
       </w:r>
     </w:p>
     <w:p>
@@ -36,8 +52,21 @@
           <w:bCs/>
         </w:rPr>
       </w:pPr>
-      <w:r>
-        <w:t>Snapins asociados al grupo Pondremos el de instalar Chocolatey y activar Windows)</w:t>
+      <w:proofErr w:type="spellStart"/>
+      <w:r>
+        <w:t>Snapins</w:t>
+      </w:r>
+      <w:proofErr w:type="spellEnd"/>
+      <w:r>
+        <w:t xml:space="preserve"> asociados al grupo Pondremos el de instalar </w:t>
+      </w:r>
+      <w:proofErr w:type="spellStart"/>
+      <w:r>
+        <w:t>Chocolatey</w:t>
+      </w:r>
+      <w:proofErr w:type="spellEnd"/>
+      <w:r>
+        <w:t xml:space="preserve"> y activar Windows)</w:t>
       </w:r>
       <w:r>
         <w:t xml:space="preserve"> </w:t>
@@ -47,12 +76,23 @@
           <w:b/>
           <w:bCs/>
         </w:rPr>
-        <w:t>La asociación de snapins a un grupo se ve luego en sus hosts asociados).</w:t>
-      </w:r>
-    </w:p>
-    <w:p>
-      <w:r>
-        <w:t xml:space="preserve">Una vez que se haya terminado el despliegue. </w:t>
+        <w:t xml:space="preserve">La asociación de </w:t>
+      </w:r>
+      <w:proofErr w:type="spellStart"/>
+      <w:r>
+        <w:rPr>
+          <w:b/>
+          <w:bCs/>
+        </w:rPr>
+        <w:t>snapins</w:t>
+      </w:r>
+      <w:proofErr w:type="spellEnd"/>
+      <w:r>
+        <w:rPr>
+          <w:b/>
+          <w:bCs/>
+        </w:rPr>
+        <w:t xml:space="preserve"> a un grupo se ve luego en sus hosts asociados).</w:t>
       </w:r>
     </w:p>
     <w:p>
@@ -62,9 +102,17 @@
           <w:ilvl w:val="0"/>
           <w:numId w:val="1"/>
         </w:numPr>
-      </w:pPr>
-      <w:r>
-        <w:t>Mostraremos el archivo unattend.xml que queda en host, que muestre como se redacta la contraseña.</w:t>
+        <w:rPr>
+          <w:b/>
+          <w:bCs/>
+        </w:rPr>
+      </w:pPr>
+      <w:r>
+        <w:rPr>
+          <w:b/>
+          <w:bCs/>
+        </w:rPr>
+        <w:t>Mostrar configuración UDP Max Wait</w:t>
       </w:r>
     </w:p>
     <w:p>
@@ -74,9 +122,68 @@
           <w:ilvl w:val="0"/>
           <w:numId w:val="1"/>
         </w:numPr>
-      </w:pPr>
-      <w:r>
-        <w:t>Mostraremos servicio FOG Client activo.</w:t>
+        <w:rPr>
+          <w:b/>
+          <w:bCs/>
+        </w:rPr>
+      </w:pPr>
+      <w:r>
+        <w:rPr>
+          <w:b/>
+          <w:bCs/>
+        </w:rPr>
+        <w:t>Mostrar bridge a los que pertenecen cada host</w:t>
+      </w:r>
+    </w:p>
+    <w:p>
+      <w:pPr>
+        <w:rPr>
+          <w:b/>
+          <w:bCs/>
+        </w:rPr>
+      </w:pPr>
+    </w:p>
+    <w:p>
+      <w:pPr>
+        <w:rPr>
+          <w:b/>
+          <w:bCs/>
+        </w:rPr>
+      </w:pPr>
+      <w:r>
+        <w:rPr>
+          <w:b/>
+          <w:bCs/>
+        </w:rPr>
+        <w:t>Encendemos dos y dejamos a uno como si fuese un fallo.</w:t>
+      </w:r>
+    </w:p>
+    <w:p>
+      <w:pPr>
+        <w:rPr>
+          <w:b/>
+          <w:bCs/>
+        </w:rPr>
+      </w:pPr>
+      <w:r>
+        <w:rPr>
+          <w:b/>
+          <w:bCs/>
+        </w:rPr>
+        <w:t>Comenzar despliegue</w:t>
+      </w:r>
+    </w:p>
+    <w:p>
+      <w:pPr>
+        <w:rPr>
+          <w:b/>
+          <w:bCs/>
+        </w:rPr>
+      </w:pPr>
+    </w:p>
+    <w:p>
+      <w:r>
+        <w:t xml:space="preserve">Una vez que se haya terminado el despliegue. </w:t>
       </w:r>
     </w:p>
     <w:p>
@@ -86,13 +193,53 @@
           <w:ilvl w:val="0"/>
           <w:numId w:val="1"/>
         </w:numPr>
-        <w:rPr>
-          <w:b/>
-          <w:bCs/>
-        </w:rPr>
-      </w:pPr>
-      <w:r>
-        <w:t>Aplicaremos un snapin diferente a cada uno de los host (Notepad, VLC y 7z).</w:t>
+      </w:pPr>
+      <w:r>
+        <w:t>Mostraremos el archivo unattend.xml que queda en host, que muestre como se redacta la contraseña.</w:t>
+      </w:r>
+    </w:p>
+    <w:p>
+      <w:pPr>
+        <w:pStyle w:val="Prrafodelista"/>
+        <w:numPr>
+          <w:ilvl w:val="0"/>
+          <w:numId w:val="1"/>
+        </w:numPr>
+      </w:pPr>
+      <w:r>
+        <w:t>Mostraremos servicio FOG Client activo.</w:t>
+      </w:r>
+    </w:p>
+    <w:p>
+      <w:pPr>
+        <w:pStyle w:val="Prrafodelista"/>
+        <w:numPr>
+          <w:ilvl w:val="0"/>
+          <w:numId w:val="1"/>
+        </w:numPr>
+        <w:rPr>
+          <w:b/>
+          <w:bCs/>
+        </w:rPr>
+      </w:pPr>
+      <w:r>
+        <w:t xml:space="preserve">Aplicaremos un </w:t>
+      </w:r>
+      <w:proofErr w:type="spellStart"/>
+      <w:r>
+        <w:t>snapin</w:t>
+      </w:r>
+      <w:proofErr w:type="spellEnd"/>
+      <w:r>
+        <w:t xml:space="preserve"> diferente a cada uno </w:t>
+      </w:r>
+      <w:proofErr w:type="gramStart"/>
+      <w:r>
+        <w:t>de los host</w:t>
+      </w:r>
+      <w:proofErr w:type="gramEnd"/>
+      <w:r>
+        <w:t xml:space="preserve"> (Notepad, VLC y 7z).</w:t>
       </w:r>
       <w:r>
         <w:t xml:space="preserve"> </w:t>
@@ -102,7 +249,23 @@
           <w:b/>
           <w:bCs/>
         </w:rPr>
-        <w:t>La asociación de snapins a un grupo se ve luego en sus hosts asociados).</w:t>
+        <w:t xml:space="preserve">La asociación de </w:t>
+      </w:r>
+      <w:proofErr w:type="spellStart"/>
+      <w:r>
+        <w:rPr>
+          <w:b/>
+          <w:bCs/>
+        </w:rPr>
+        <w:t>snapins</w:t>
+      </w:r>
+      <w:proofErr w:type="spellEnd"/>
+      <w:r>
+        <w:rPr>
+          <w:b/>
+          <w:bCs/>
+        </w:rPr>
+        <w:t xml:space="preserve"> a un grupo se ve luego en sus hosts asociados).</w:t>
       </w:r>
     </w:p>
     <w:p/>

--- a/Documentacion/Final/Ultima Prueba.docx
+++ b/Documentacion/Final/Ultima Prueba.docx
@@ -231,15 +231,7 @@
       </w:r>
       <w:proofErr w:type="spellEnd"/>
       <w:r>
-        <w:t xml:space="preserve"> diferente a cada uno </w:t>
-      </w:r>
-      <w:proofErr w:type="gramStart"/>
-      <w:r>
-        <w:t>de los host</w:t>
-      </w:r>
-      <w:proofErr w:type="gramEnd"/>
-      <w:r>
-        <w:t xml:space="preserve"> (Notepad, VLC y 7z).</w:t>
+        <w:t xml:space="preserve"> diferente a cada uno de los host (Notepad, VLC y 7z).</w:t>
       </w:r>
       <w:r>
         <w:t xml:space="preserve"> </w:t>
@@ -267,6 +259,68 @@
         </w:rPr>
         <w:t xml:space="preserve"> a un grupo se ve luego en sus hosts asociados).</w:t>
       </w:r>
+    </w:p>
+    <w:p>
+      <w:pPr>
+        <w:rPr>
+          <w:b/>
+          <w:bCs/>
+        </w:rPr>
+      </w:pPr>
+    </w:p>
+    <w:p>
+      <w:pPr>
+        <w:rPr>
+          <w:b/>
+          <w:bCs/>
+        </w:rPr>
+      </w:pPr>
+      <w:r>
+        <w:rPr>
+          <w:b/>
+          <w:bCs/>
+        </w:rPr>
+        <w:t xml:space="preserve">Deja solo un </w:t>
+      </w:r>
+      <w:proofErr w:type="spellStart"/>
+      <w:r>
+        <w:rPr>
+          <w:b/>
+          <w:bCs/>
+        </w:rPr>
+        <w:t>Snapin</w:t>
+      </w:r>
+      <w:proofErr w:type="spellEnd"/>
+      <w:r>
+        <w:rPr>
+          <w:b/>
+          <w:bCs/>
+        </w:rPr>
+        <w:t>??? Tampoco va a veces. Activación de Windows da problema de hardware.</w:t>
+      </w:r>
+    </w:p>
+    <w:p>
+      <w:pPr>
+        <w:rPr>
+          <w:b/>
+          <w:bCs/>
+        </w:rPr>
+      </w:pPr>
+      <w:r>
+        <w:rPr>
+          <w:b/>
+          <w:bCs/>
+        </w:rPr>
+        <w:t>Cliente 07 da problema de hardware y no inicia ¿Crear nuevo o sacar de grupo?</w:t>
+      </w:r>
+    </w:p>
+    <w:p>
+      <w:pPr>
+        <w:rPr>
+          <w:b/>
+          <w:bCs/>
+        </w:rPr>
+      </w:pPr>
     </w:p>
     <w:p/>
     <w:sectPr>

--- a/Documentacion/Final/Ultima Prueba.docx
+++ b/Documentacion/Final/Ultima Prueba.docx
@@ -231,7 +231,15 @@
       </w:r>
       <w:proofErr w:type="spellEnd"/>
       <w:r>
-        <w:t xml:space="preserve"> diferente a cada uno de los host (Notepad, VLC y 7z).</w:t>
+        <w:t xml:space="preserve"> diferente a cada uno </w:t>
+      </w:r>
+      <w:proofErr w:type="gramStart"/>
+      <w:r>
+        <w:t>de los host</w:t>
+      </w:r>
+      <w:proofErr w:type="gramEnd"/>
+      <w:r>
+        <w:t xml:space="preserve"> (Notepad, VLC y 7z).</w:t>
       </w:r>
       <w:r>
         <w:t xml:space="preserve"> </w:t>
@@ -275,6 +283,7 @@
           <w:bCs/>
         </w:rPr>
       </w:pPr>
+      <w:proofErr w:type="gramStart"/>
       <w:r>
         <w:rPr>
           <w:b/>
@@ -296,7 +305,15 @@
           <w:b/>
           <w:bCs/>
         </w:rPr>
-        <w:t>??? Tampoco va a veces. Activación de Windows da problema de hardware.</w:t>
+        <w:t>???</w:t>
+      </w:r>
+      <w:proofErr w:type="gramEnd"/>
+      <w:r>
+        <w:rPr>
+          <w:b/>
+          <w:bCs/>
+        </w:rPr>
+        <w:t xml:space="preserve"> Tampoco va a veces. Activación de Windows da problema de hardware.</w:t>
       </w:r>
     </w:p>
     <w:p>
@@ -321,6 +338,29 @@
           <w:bCs/>
         </w:rPr>
       </w:pPr>
+      <w:r>
+        <w:rPr>
+          <w:b/>
+          <w:bCs/>
+        </w:rPr>
+        <w:t xml:space="preserve">Activar Windows Tras despliegue, con </w:t>
+      </w:r>
+      <w:proofErr w:type="spellStart"/>
+      <w:r>
+        <w:rPr>
+          <w:b/>
+          <w:bCs/>
+        </w:rPr>
+        <w:t>Snapin</w:t>
+      </w:r>
+      <w:proofErr w:type="spellEnd"/>
+      <w:r>
+        <w:rPr>
+          <w:b/>
+          <w:bCs/>
+        </w:rPr>
+        <w:t xml:space="preserve"> sin asociar.</w:t>
+      </w:r>
     </w:p>
     <w:p/>
     <w:sectPr>
